--- a/docs/validation/V14_Pareto_Accumulation.docx
+++ b/docs/validation/V14_Pareto_Accumulation.docx
@@ -2057,6 +2057,298 @@
     </w:p>
     <w:p>
       <w:pPr>
+        <w:pStyle w:val="Heading2"/>
+        <w:spacing w:after="120" w:before="280"/>
+      </w:pPr>
+      <w:r>
+        <w:rPr>
+          <w:rFonts w:ascii="Times New Roman" w:cs="Times New Roman" w:eastAsia="Times New Roman" w:hAnsi="Times New Roman"/>
+          <w:b/>
+          <w:bCs/>
+          <w:color w:val="2E5496"/>
+          <w:sz w:val="25"/>
+          <w:szCs w:val="25"/>
+        </w:rPr>
+        <w:t xml:space="preserve">4.2b Part 1b — repeat it under each slicer choice</w:t>
+      </w:r>
+    </w:p>
+    <w:p>
+      <w:pPr>
+        <w:spacing w:after="120" w:line="276"/>
+      </w:pPr>
+      <w:r>
+        <w:rPr>
+          <w:rFonts w:ascii="Times New Roman" w:cs="Times New Roman" w:eastAsia="Times New Roman" w:hAnsi="Times New Roman"/>
+          <w:sz w:val="22"/>
+          <w:szCs w:val="22"/>
+        </w:rPr>
+        <w:t xml:space="preserve">The criterion says under every slicer combination, and the chart cannot show that: 7.5 plots the top 100 items only. This version applies one filter the way a slicer does. Run it once for each year that has data, changing 2024 each time, then once for each item type, replacing the last filter line with DimItem[ItemType] = "Wine", then "Liquor", "Beer" and "Kegs".</w:t>
+      </w:r>
+    </w:p>
+    <w:p>
+      <w:pPr>
+        <w:pBdr>
+          <w:left w:val="single" w:color="A6A6A6" w:sz="12" w:space="6"/>
+        </w:pBdr>
+        <w:shd w:fill="F2F2F2" w:color="auto" w:val="clear"/>
+        <w:spacing w:after="0" w:before="120" w:line="240"/>
+        <w:ind w:left="180"/>
+      </w:pPr>
+      <w:r>
+        <w:rPr>
+          <w:rFonts w:ascii="Consolas" w:cs="Consolas" w:eastAsia="Consolas" w:hAnsi="Consolas"/>
+          <w:sz w:val="16"/>
+          <w:szCs w:val="16"/>
+        </w:rPr>
+        <w:t xml:space="preserve">EVALUATE</w:t>
+      </w:r>
+    </w:p>
+    <w:p>
+      <w:pPr>
+        <w:pBdr>
+          <w:left w:val="single" w:color="A6A6A6" w:sz="12" w:space="6"/>
+        </w:pBdr>
+        <w:shd w:fill="F2F2F2" w:color="auto" w:val="clear"/>
+        <w:spacing w:after="0" w:before="0" w:line="240"/>
+        <w:ind w:left="180"/>
+      </w:pPr>
+      <w:r>
+        <w:rPr>
+          <w:rFonts w:ascii="Consolas" w:cs="Consolas" w:eastAsia="Consolas" w:hAnsi="Consolas"/>
+          <w:sz w:val="16"/>
+          <w:szCs w:val="16"/>
+        </w:rPr>
+        <w:t xml:space="preserve">CALCULATETABLE (</w:t>
+      </w:r>
+    </w:p>
+    <w:p>
+      <w:pPr>
+        <w:pBdr>
+          <w:left w:val="single" w:color="A6A6A6" w:sz="12" w:space="6"/>
+        </w:pBdr>
+        <w:shd w:fill="F2F2F2" w:color="auto" w:val="clear"/>
+        <w:spacing w:after="0" w:before="0" w:line="240"/>
+        <w:ind w:left="180"/>
+      </w:pPr>
+      <w:r>
+        <w:rPr>
+          <w:rFonts w:ascii="Consolas" w:cs="Consolas" w:eastAsia="Consolas" w:hAnsi="Consolas"/>
+          <w:sz w:val="16"/>
+          <w:szCs w:val="16"/>
+        </w:rPr>
+        <w:t xml:space="preserve">    TOPN (</w:t>
+      </w:r>
+    </w:p>
+    <w:p>
+      <w:pPr>
+        <w:pBdr>
+          <w:left w:val="single" w:color="A6A6A6" w:sz="12" w:space="6"/>
+        </w:pBdr>
+        <w:shd w:fill="F2F2F2" w:color="auto" w:val="clear"/>
+        <w:spacing w:after="0" w:before="0" w:line="240"/>
+        <w:ind w:left="180"/>
+      </w:pPr>
+      <w:r>
+        <w:rPr>
+          <w:rFonts w:ascii="Consolas" w:cs="Consolas" w:eastAsia="Consolas" w:hAnsi="Consolas"/>
+          <w:sz w:val="16"/>
+          <w:szCs w:val="16"/>
+        </w:rPr>
+        <w:t xml:space="preserve">        1,</w:t>
+      </w:r>
+    </w:p>
+    <w:p>
+      <w:pPr>
+        <w:pBdr>
+          <w:left w:val="single" w:color="A6A6A6" w:sz="12" w:space="6"/>
+        </w:pBdr>
+        <w:shd w:fill="F2F2F2" w:color="auto" w:val="clear"/>
+        <w:spacing w:after="0" w:before="0" w:line="240"/>
+        <w:ind w:left="180"/>
+      </w:pPr>
+      <w:r>
+        <w:rPr>
+          <w:rFonts w:ascii="Consolas" w:cs="Consolas" w:eastAsia="Consolas" w:hAnsi="Consolas"/>
+          <w:sz w:val="16"/>
+          <w:szCs w:val="16"/>
+        </w:rPr>
+        <w:t xml:space="preserve">        ADDCOLUMNS (</w:t>
+      </w:r>
+    </w:p>
+    <w:p>
+      <w:pPr>
+        <w:pBdr>
+          <w:left w:val="single" w:color="A6A6A6" w:sz="12" w:space="6"/>
+        </w:pBdr>
+        <w:shd w:fill="F2F2F2" w:color="auto" w:val="clear"/>
+        <w:spacing w:after="0" w:before="0" w:line="240"/>
+        <w:ind w:left="180"/>
+      </w:pPr>
+      <w:r>
+        <w:rPr>
+          <w:rFonts w:ascii="Consolas" w:cs="Consolas" w:eastAsia="Consolas" w:hAnsi="Consolas"/>
+          <w:sz w:val="16"/>
+          <w:szCs w:val="16"/>
+        </w:rPr>
+        <w:t xml:space="preserve">            VALUES ( DimItem[ItemDescription] ),</w:t>
+      </w:r>
+    </w:p>
+    <w:p>
+      <w:pPr>
+        <w:pBdr>
+          <w:left w:val="single" w:color="A6A6A6" w:sz="12" w:space="6"/>
+        </w:pBdr>
+        <w:shd w:fill="F2F2F2" w:color="auto" w:val="clear"/>
+        <w:spacing w:after="0" w:before="0" w:line="240"/>
+        <w:ind w:left="180"/>
+      </w:pPr>
+      <w:r>
+        <w:rPr>
+          <w:rFonts w:ascii="Consolas" w:cs="Consolas" w:eastAsia="Consolas" w:hAnsi="Consolas"/>
+          <w:sz w:val="16"/>
+          <w:szCs w:val="16"/>
+        </w:rPr>
+        <w:t xml:space="preserve">            "Rank",       [Item Rank by Volume],</w:t>
+      </w:r>
+    </w:p>
+    <w:p>
+      <w:pPr>
+        <w:pBdr>
+          <w:left w:val="single" w:color="A6A6A6" w:sz="12" w:space="6"/>
+        </w:pBdr>
+        <w:shd w:fill="F2F2F2" w:color="auto" w:val="clear"/>
+        <w:spacing w:after="0" w:before="0" w:line="240"/>
+        <w:ind w:left="180"/>
+      </w:pPr>
+      <w:r>
+        <w:rPr>
+          <w:rFonts w:ascii="Consolas" w:cs="Consolas" w:eastAsia="Consolas" w:hAnsi="Consolas"/>
+          <w:sz w:val="16"/>
+          <w:szCs w:val="16"/>
+        </w:rPr>
+        <w:t xml:space="preserve">            "Cumulative", [Cumulative Cases %]</w:t>
+      </w:r>
+    </w:p>
+    <w:p>
+      <w:pPr>
+        <w:pBdr>
+          <w:left w:val="single" w:color="A6A6A6" w:sz="12" w:space="6"/>
+        </w:pBdr>
+        <w:shd w:fill="F2F2F2" w:color="auto" w:val="clear"/>
+        <w:spacing w:after="0" w:before="0" w:line="240"/>
+        <w:ind w:left="180"/>
+      </w:pPr>
+      <w:r>
+        <w:rPr>
+          <w:rFonts w:ascii="Consolas" w:cs="Consolas" w:eastAsia="Consolas" w:hAnsi="Consolas"/>
+          <w:sz w:val="16"/>
+          <w:szCs w:val="16"/>
+        </w:rPr>
+        <w:t xml:space="preserve">        ),</w:t>
+      </w:r>
+    </w:p>
+    <w:p>
+      <w:pPr>
+        <w:pBdr>
+          <w:left w:val="single" w:color="A6A6A6" w:sz="12" w:space="6"/>
+        </w:pBdr>
+        <w:shd w:fill="F2F2F2" w:color="auto" w:val="clear"/>
+        <w:spacing w:after="0" w:before="0" w:line="240"/>
+        <w:ind w:left="180"/>
+      </w:pPr>
+      <w:r>
+        <w:rPr>
+          <w:rFonts w:ascii="Consolas" w:cs="Consolas" w:eastAsia="Consolas" w:hAnsi="Consolas"/>
+          <w:sz w:val="16"/>
+          <w:szCs w:val="16"/>
+        </w:rPr>
+        <w:t xml:space="preserve">        [Rank], DESC</w:t>
+      </w:r>
+    </w:p>
+    <w:p>
+      <w:pPr>
+        <w:pBdr>
+          <w:left w:val="single" w:color="A6A6A6" w:sz="12" w:space="6"/>
+        </w:pBdr>
+        <w:shd w:fill="F2F2F2" w:color="auto" w:val="clear"/>
+        <w:spacing w:after="0" w:before="0" w:line="240"/>
+        <w:ind w:left="180"/>
+      </w:pPr>
+      <w:r>
+        <w:rPr>
+          <w:rFonts w:ascii="Consolas" w:cs="Consolas" w:eastAsia="Consolas" w:hAnsi="Consolas"/>
+          <w:sz w:val="16"/>
+          <w:szCs w:val="16"/>
+        </w:rPr>
+        <w:t xml:space="preserve">    ),</w:t>
+      </w:r>
+    </w:p>
+    <w:p>
+      <w:pPr>
+        <w:pBdr>
+          <w:left w:val="single" w:color="A6A6A6" w:sz="12" w:space="6"/>
+        </w:pBdr>
+        <w:shd w:fill="F2F2F2" w:color="auto" w:val="clear"/>
+        <w:spacing w:after="0" w:before="0" w:line="240"/>
+        <w:ind w:left="180"/>
+      </w:pPr>
+      <w:r>
+        <w:rPr>
+          <w:rFonts w:ascii="Consolas" w:cs="Consolas" w:eastAsia="Consolas" w:hAnsi="Consolas"/>
+          <w:sz w:val="16"/>
+          <w:szCs w:val="16"/>
+        </w:rPr>
+        <w:t xml:space="preserve">    DimDate[Year] = 2024    -- change this one line for each run</w:t>
+      </w:r>
+    </w:p>
+    <w:p>
+      <w:pPr>
+        <w:pBdr>
+          <w:left w:val="single" w:color="A6A6A6" w:sz="12" w:space="6"/>
+        </w:pBdr>
+        <w:shd w:fill="F2F2F2" w:color="auto" w:val="clear"/>
+        <w:spacing w:after="160" w:before="0" w:line="240"/>
+        <w:ind w:left="180"/>
+      </w:pPr>
+      <w:r>
+        <w:rPr>
+          <w:rFonts w:ascii="Consolas" w:cs="Consolas" w:eastAsia="Consolas" w:hAnsi="Consolas"/>
+          <w:sz w:val="16"/>
+          <w:szCs w:val="16"/>
+        </w:rPr>
+        <w:t xml:space="preserve">)</w:t>
+      </w:r>
+    </w:p>
+    <w:p>
+      <w:pPr>
+        <w:tabs>
+          <w:tab w:val="left" w:pos="460"/>
+        </w:tabs>
+        <w:spacing w:after="80" w:line="276"/>
+        <w:ind w:left="460" w:hanging="360"/>
+      </w:pPr>
+      <w:r>
+        <w:rPr>
+          <w:rFonts w:ascii="Times New Roman" w:cs="Times New Roman" w:eastAsia="Times New Roman" w:hAnsi="Times New Roman"/>
+          <w:b/>
+          <w:bCs/>
+          <w:color w:val="1B9E8F"/>
+          <w:sz w:val="22"/>
+          <w:szCs w:val="22"/>
+        </w:rPr>
+        <w:t xml:space="preserve">1.	</w:t>
+      </w:r>
+      <w:r>
+        <w:rPr>
+          <w:rFonts w:ascii="Times New Roman" w:cs="Times New Roman" w:eastAsia="Times New Roman" w:hAnsi="Times New Roman"/>
+          <w:sz w:val="22"/>
+          <w:szCs w:val="22"/>
+        </w:rPr>
+        <w:t xml:space="preserve">For every run, write down the filter and the Cumulative value. Each must be exactly 1. Items that moved nothing under the filter have no rank and are skipped.</w:t>
+      </w:r>
+    </w:p>
+    <w:p>
+      <w:pPr>
         <w:pBdr>
           <w:left w:val="single" w:color="C0504D" w:sz="18" w:space="8"/>
         </w:pBdr>
@@ -2154,7 +2446,7 @@
           <w:sz w:val="22"/>
           <w:szCs w:val="22"/>
         </w:rPr>
-        <w:t xml:space="preserve">Double-click the R3 file — the R3 file. Power BI Desktop opens it and shows the first report page.</w:t>
+        <w:t xml:space="preserve">Double-click the R3 file — R3_Assortment_Supplier.pbip. Power BI Desktop opens it and shows the first report page.</w:t>
       </w:r>
     </w:p>
     <w:p>
@@ -2393,7 +2685,7 @@
           <w:sz w:val="22"/>
           <w:szCs w:val="22"/>
         </w:rPr>
-        <w:t xml:space="preserve">Note that the chart shows the top 100 items only, so its last point may be below 100%. The query in Part 1, which ranks all items, is the test of the criterion; Part 2 checks that the line never goes above 100% and behaves under every slicer choice.</w:t>
+        <w:t xml:space="preserve">Note that the chart shows the top 100 items only, so its last point may be below 100%. The queries in Parts 1 and 1b, which rank all items, are the test of the criterion; Part 2 checks that the line never goes above 100% and behaves under every slicer choice.</w:t>
       </w:r>
     </w:p>
     <w:p>
@@ -2555,7 +2847,7 @@
                 <w:sz w:val="19"/>
                 <w:szCs w:val="19"/>
               </w:rPr>
-              <w:t xml:space="preserve">Cumulative is exactly 1 in Part 1, and in Part 2 no selection breaks the line or pushes it above 100%</w:t>
+              <w:t xml:space="preserve">Cumulative is exactly 1 in Part 1 and in every Part 1b run, and in Part 2 no selection breaks the line or pushes it above 100%</w:t>
             </w:r>
           </w:p>
         </w:tc>
@@ -2638,7 +2930,7 @@
                 <w:sz w:val="19"/>
                 <w:szCs w:val="19"/>
               </w:rPr>
-              <w:t xml:space="preserve">Cumulative is below 1 in Part 1</w:t>
+              <w:t xml:space="preserve">Cumulative is below 1 in Part 1 or in any Part 1b run</w:t>
             </w:r>
           </w:p>
         </w:tc>
@@ -3242,7 +3534,7 @@
                 <w:sz w:val="19"/>
                 <w:szCs w:val="19"/>
               </w:rPr>
-              <w:t xml:space="preserve">Model: lowest rank 2,640, Cumulative 1.000 · R3 P1 7.5: no selection exceeds 100%</w:t>
+              <w:t xml:space="preserve">Model: lowest rank 2,640, Cumulative 1.000 · Part 1b: every year and all four item types 1.000 · R3 P1 7.5: no selection exceeds 100%</w:t>
             </w:r>
           </w:p>
         </w:tc>

--- a/docs/validation/V14_Pareto_Accumulation.docx
+++ b/docs/validation/V14_Pareto_Accumulation.docx
@@ -45,7 +45,7 @@
           <w:sz w:val="24"/>
           <w:szCs w:val="24"/>
         </w:rPr>
-        <w:t xml:space="preserve">Check 14 of 17 · Model pass · Recorded in document 22 · Gates G4, G5, G7</w:t>
+        <w:t xml:space="preserve">Check 14 of 17 · Model pass · Recorded in document 22 · Gates G4, G5, G7, G8</w:t>
       </w:r>
     </w:p>
     <w:p>
@@ -701,7 +701,7 @@
                 <w:sz w:val="19"/>
                 <w:szCs w:val="19"/>
               </w:rPr>
-              <w:t xml:space="preserve">G4, G5 and G7</w:t>
+              <w:t xml:space="preserve">G4, G5, G7 and G8</w:t>
             </w:r>
           </w:p>
         </w:tc>
@@ -3928,6 +3928,63 @@
                 <w:szCs w:val="19"/>
               </w:rPr>
               <w:t xml:space="preserve">R3 Page 1 finished</w:t>
+            </w:r>
+          </w:p>
+        </w:tc>
+      </w:tr>
+      <w:tr>
+        <w:trPr>
+          <w:cantSplit/>
+        </w:trPr>
+        <w:tc>
+          <w:tcPr>
+            <w:tcW w:type="dxa" w:w="2059"/>
+            <w:tcMar>
+              <w:top w:type="dxa" w:w="60"/>
+              <w:left w:type="dxa" w:w="100"/>
+              <w:bottom w:type="dxa" w:w="60"/>
+              <w:right w:type="dxa" w:w="100"/>
+            </w:tcMar>
+          </w:tcPr>
+          <w:p>
+            <w:pPr>
+              <w:spacing w:after="0" w:line="240"/>
+            </w:pPr>
+            <w:r>
+              <w:rPr>
+                <w:rFonts w:ascii="Times New Roman" w:cs="Times New Roman" w:eastAsia="Times New Roman" w:hAnsi="Times New Roman"/>
+                <w:b w:val="false"/>
+                <w:bCs w:val="false"/>
+                <w:sz w:val="19"/>
+                <w:szCs w:val="19"/>
+              </w:rPr>
+              <w:t xml:space="preserve">G8.05</w:t>
+            </w:r>
+          </w:p>
+        </w:tc>
+        <w:tc>
+          <w:tcPr>
+            <w:tcW w:type="dxa" w:w="7301"/>
+            <w:tcMar>
+              <w:top w:type="dxa" w:w="60"/>
+              <w:left w:type="dxa" w:w="100"/>
+              <w:bottom w:type="dxa" w:w="60"/>
+              <w:right w:type="dxa" w:w="100"/>
+            </w:tcMar>
+          </w:tcPr>
+          <w:p>
+            <w:pPr>
+              <w:spacing w:after="0" w:line="240"/>
+            </w:pPr>
+            <w:r>
+              <w:rPr>
+                <w:rFonts w:ascii="Times New Roman" w:cs="Times New Roman" w:eastAsia="Times New Roman" w:hAnsi="Times New Roman"/>
+                <w:b w:val="false"/>
+                <w:bCs w:val="false"/>
+                <w:sz w:val="19"/>
+                <w:szCs w:val="19"/>
+              </w:rPr>
+              <w:t xml:space="preserve">R3 report pass</w:t>
             </w:r>
           </w:p>
         </w:tc>
